--- a/cl_st1_ph2_anna/docs/perguntas_20261009.docx
+++ b/cl_st1_ph2_anna/docs/perguntas_20261009.docx
@@ -3324,7 +3324,7 @@
         <w:pStyle w:val="FirstParagraph"/>
       </w:pPr>
       <w:r>
-        <w:t xml:space="preserve">Resposta: O etiquetador foi TreeTagger, que automaticamente realiza a lematização. Por exemplo, no extrato de texto etiquetado a sequir (</w:t>
+        <w:t xml:space="preserve">Resposta: O etiquetador foi o TreeTagger, que automaticamente realiza a lematização. Por exemplo, no extrato de texto etiquetado a sequir (</w:t>
       </w:r>
       <w:r>
         <w:rPr>
@@ -3476,7 +3476,7 @@
         <w:pStyle w:val="FirstParagraph"/>
       </w:pPr>
       <w:r>
-        <w:t xml:space="preserve">Resposta: Foram extraídas 45 palavras-chave por subcorpus (estado) para selecionar volta de 1000 variáveis lexicais de forma estratificada. Essa seleção foi realizada através do programa</w:t>
+        <w:t xml:space="preserve">Resposta: Foram extraídas 45 palavras-chave por subcorpus (estado) para selecionar por volta de 1000 variáveis lexicais de forma estratificada. Essa seleção foi realizada através do programa</w:t>
       </w:r>
       <w:r>
         <w:t xml:space="preserve"> </w:t>
